--- a/downloads/course-documents/IED_Signature_Page_2026_2027_Editable.docx
+++ b/downloads/course-documents/IED_Signature_Page_2026_2027_Editable.docx
@@ -563,14 +563,15 @@
   <w:p>
     <w:pPr>
       <w:pStyle w:val="Footer"/>
-      <w:jc w:val="center"/>
+      <w:jc w:val="right"/>
     </w:pPr>
     <w:r>
       <w:rPr>
-        <w:color w:val="5C5C5C"/>
+        <w:rFonts w:ascii="Aptos" w:hAnsi="Aptos" w:eastAsia="Aptos"/>
         <w:sz w:val="16"/>
-      </w:rPr>
-      <w:t>LockwoodSTEM.org | Academy of Advanced Aerospace Engineering</w:t>
+        <w:color w:val="475569"/>
+      </w:rPr>
+      <w:t>LOCKWOODSTEM | Student Engineering Hub</w:t>
     </w:r>
   </w:p>
 </w:ftr>
